--- a/zhs/docx/04.06.content.docx
+++ b/zhs/docx/04.06.content.docx
@@ -375,177 +375,9 @@
     </w:p>
     <w:p>
       <w:r>
-        <w:t>&lt;image: 2Q==&gt;</w:t>
-      </w:r>
-    </w:p>
-    <w:p>
-      <w:pPr/>
-      <w:r>
-        <w:rPr>
-          <w:lang w:val="zh_CN" w:bidi="zh_CN"/>
-        </w:rPr>
-      </w:r>
-      <w:r>
-        <w:rPr>
-          <w:lang w:val="zh_CN" w:bidi="zh_CN"/>
-        </w:rPr>
-        <w:t>大多数学者认为，希伯来文</w:t>
-      </w:r>
-      <w:r>
-        <w:rPr>
-          <w:i/>
-          <w:lang w:val="zh_CN" w:bidi="zh_CN"/>
-        </w:rPr>
-        <w:t>tsav</w:t>
-      </w:r>
-      <w:r>
-        <w:rPr>
-          <w:lang w:val="zh_CN" w:bidi="zh_CN"/>
-        </w:rPr>
-        <w:t xml:space="preserve"> 是刺尾蜥蜴（dab lizard）的名称，以色列有很多种这样的蜥蜴。最常见的两种是埃及刺尾蜥（学名</w:t>
-      </w:r>
-      <w:r>
-        <w:rPr>
-          <w:i/>
-          <w:lang w:val="zh_CN" w:bidi="zh_CN"/>
-        </w:rPr>
-        <w:t>Uromastyx aegyptia</w:t>
-      </w:r>
-      <w:r>
-        <w:rPr>
-          <w:lang w:val="zh_CN" w:bidi="zh_CN"/>
-        </w:rPr>
-        <w:t xml:space="preserve"> ）和饰纹刺尾蜥（学名</w:t>
-      </w:r>
-      <w:r>
-        <w:rPr>
-          <w:i/>
-          <w:lang w:val="zh_CN" w:bidi="zh_CN"/>
-        </w:rPr>
-        <w:t>Uromastyx ornata</w:t>
-      </w:r>
-      <w:r>
-        <w:rPr>
-          <w:lang w:val="zh_CN" w:bidi="zh_CN"/>
-        </w:rPr>
-        <w:t xml:space="preserve"> ）。刺尾蜥的阿拉伯文名称是</w:t>
-      </w:r>
-      <w:r>
-        <w:rPr>
-          <w:i/>
-          <w:lang w:val="zh_CN" w:bidi="zh_CN"/>
-        </w:rPr>
-        <w:t>dhubb</w:t>
-      </w:r>
-      <w:r>
-        <w:rPr>
-          <w:lang w:val="zh_CN" w:bidi="zh_CN"/>
-        </w:rPr>
-        <w:t xml:space="preserve"> 或</w:t>
-      </w:r>
-      <w:r>
-        <w:rPr>
-          <w:i/>
-          <w:lang w:val="zh_CN" w:bidi="zh_CN"/>
-        </w:rPr>
-        <w:t>dhabb</w:t>
-      </w:r>
-      <w:r>
-        <w:rPr>
-          <w:lang w:val="zh_CN" w:bidi="zh_CN"/>
-        </w:rPr>
-        <w:t xml:space="preserve"> ，英文形式是dab；这个阿拉伯文名称反映在希伯来文</w:t>
-      </w:r>
-      <w:r>
-        <w:rPr>
-          <w:i/>
-          <w:lang w:val="zh_CN" w:bidi="zh_CN"/>
-        </w:rPr>
-        <w:t>tsav</w:t>
-      </w:r>
-      <w:r>
-        <w:rPr>
-          <w:lang w:val="zh_CN" w:bidi="zh_CN"/>
-        </w:rPr>
-        <w:t xml:space="preserve"> 中。</w:t>
-      </w:r>
-    </w:p>
-    <w:p>
-      <w:pPr>
-        <w:pStyle w:val="Heading2"/>
-      </w:pPr>
-      <w:r>
-        <w:rPr>
-          <w:lang w:val="zh_CN" w:bidi="zh_CN"/>
-        </w:rPr>
-        <w:t>描述</w:t>
-      </w:r>
-    </w:p>
-    <w:p>
-      <w:pPr/>
-      <w:r>
-        <w:rPr>
-          <w:lang w:val="zh_CN" w:bidi="zh_CN"/>
-        </w:rPr>
-      </w:r>
-      <w:r>
-        <w:rPr>
-          <w:lang w:val="zh_CN" w:bidi="zh_CN"/>
-        </w:rPr>
-        <w:t>正蜥（希伯来文</w:t>
-      </w:r>
-      <w:r>
-        <w:rPr>
-          <w:i/>
-          <w:lang w:val="zh_CN" w:bidi="zh_CN"/>
-        </w:rPr>
-        <w:t>leta’ah</w:t>
-      </w:r>
-      <w:r>
-        <w:rPr>
-          <w:lang w:val="zh_CN" w:bidi="zh_CN"/>
-        </w:rPr>
-        <w:t xml:space="preserve"> ）体型很小，体长约15—20厘米（6—8英寸），皮肤光滑亮泽。叙利亚绿蜥蜴呈浅绿色，身上布有深绿色斑点，腹部为黄绿色。正蜥以苍蝇、小虫子、蚊子和蚂蚁为食。</w:t>
-      </w:r>
-    </w:p>
-    <w:p>
-      <w:pPr/>
-      <w:r>
-        <w:rPr>
-          <w:lang w:val="zh_CN" w:bidi="zh_CN"/>
-        </w:rPr>
-      </w:r>
-      <w:r>
-        <w:rPr>
-          <w:lang w:val="zh_CN" w:bidi="zh_CN"/>
-        </w:rPr>
-        <w:t>彩虹飞蜥 (Norbert Potensky (Wikimedia Commons))</w:t>
-      </w:r>
-      <w:r>
-        <w:rPr>
-          <w:lang w:val="zh_CN" w:bidi="zh_CN"/>
-        </w:rPr>
-        <w:t>彩虹飞蜥的体型要大得多，长达50—60厘米（20—24英寸）。在繁殖季节，雄性会变为明亮的颜色，有蓝色的尾巴，绿色的身体，头部的颜色则根据各亚种有所不同，有的是亮橙色，有的是亮绿色。雌性和非交配期的雄性呈暗灰色。所有飞蜥都有这样的特点：用前腿做"俯卧撑"，使头部有力地上下摆动。它们的尾巴又长又硬，快速爬行的时候会竖起来。以多种昆虫为食，也捕食较小的蜥蜴。在大部分说阿拉伯语的地方，它们被称为</w:t>
-      </w:r>
-      <w:r>
-        <w:rPr>
-          <w:i/>
-          <w:lang w:val="zh_CN" w:bidi="zh_CN"/>
-        </w:rPr>
-        <w:t>hardoun</w:t>
-      </w:r>
-      <w:r>
-        <w:rPr>
-          <w:lang w:val="zh_CN" w:bidi="zh_CN"/>
-        </w:rPr>
-        <w:t xml:space="preserve"> 蜥蜴。一些飞蜥能够改变颜色以融入周围环境，就像变色龙那样。</w:t>
-      </w:r>
-    </w:p>
-    <w:p>
-      <w:r>
         <w:drawing>
           <wp:inline xmlns:a="http://schemas.openxmlformats.org/drawingml/2006/main" xmlns:pic="http://schemas.openxmlformats.org/drawingml/2006/picture">
-            <wp:extent cx="1463040" cy="1055846"/>
+            <wp:extent cx="6096000" cy="4127004"/>
             <wp:docPr id="1" name="Picture 1"/>
             <wp:cNvGraphicFramePr>
               <a:graphicFrameLocks noChangeAspect="1"/>
@@ -566,7 +398,7 @@
                   <pic:spPr>
                     <a:xfrm>
                       <a:off x="0" y="0"/>
-                      <a:ext cx="1463040" cy="1055846"/>
+                      <a:ext cx="6096000" cy="4127004"/>
                     </a:xfrm>
                     <a:prstGeom prst="rect"/>
                   </pic:spPr>
@@ -588,7 +420,7 @@
         <w:rPr>
           <w:lang w:val="zh_CN" w:bidi="zh_CN"/>
         </w:rPr>
-        <w:t>刺尾蜥（希伯来文</w:t>
+        <w:t>大多数学者认为，希伯来文</w:t>
       </w:r>
       <w:r>
         <w:rPr>
@@ -601,7 +433,72 @@
         <w:rPr>
           <w:lang w:val="zh_CN" w:bidi="zh_CN"/>
         </w:rPr>
-        <w:t xml:space="preserve"> ）是相对较大的沙漠蜥蜴，体长约65厘米（26英寸）。这些蜥蜴的躯干粗壮，尾巴粗短，上面覆盖着尖刺，尖刺实际上是锥形的鳞片。刺尾蜥用尾巴来进行防御。它们经常爬进岩石洞穴或裂缝里，然后用带刺的尾巴堵住入口。刺尾蜥是素食者，以各种多汁的沙漠植物为食。尽管刺尾蜥被列为不洁净的动物，阿拉伯人和贝都因人还是会把它们关在笼子里养肥，然后当作食物。</w:t>
+        <w:t xml:space="preserve"> 是刺尾蜥蜴（dab lizard）的名称，以色列有很多种这样的蜥蜴。最常见的两种是埃及刺尾蜥（学名</w:t>
+      </w:r>
+      <w:r>
+        <w:rPr>
+          <w:i/>
+          <w:lang w:val="zh_CN" w:bidi="zh_CN"/>
+        </w:rPr>
+        <w:t>Uromastyx aegyptia</w:t>
+      </w:r>
+      <w:r>
+        <w:rPr>
+          <w:lang w:val="zh_CN" w:bidi="zh_CN"/>
+        </w:rPr>
+        <w:t xml:space="preserve"> ）和饰纹刺尾蜥（学名</w:t>
+      </w:r>
+      <w:r>
+        <w:rPr>
+          <w:i/>
+          <w:lang w:val="zh_CN" w:bidi="zh_CN"/>
+        </w:rPr>
+        <w:t>Uromastyx ornata</w:t>
+      </w:r>
+      <w:r>
+        <w:rPr>
+          <w:lang w:val="zh_CN" w:bidi="zh_CN"/>
+        </w:rPr>
+        <w:t xml:space="preserve"> ）。刺尾蜥的阿拉伯文名称是</w:t>
+      </w:r>
+      <w:r>
+        <w:rPr>
+          <w:i/>
+          <w:lang w:val="zh_CN" w:bidi="zh_CN"/>
+        </w:rPr>
+        <w:t>dhubb</w:t>
+      </w:r>
+      <w:r>
+        <w:rPr>
+          <w:lang w:val="zh_CN" w:bidi="zh_CN"/>
+        </w:rPr>
+        <w:t xml:space="preserve"> 或</w:t>
+      </w:r>
+      <w:r>
+        <w:rPr>
+          <w:i/>
+          <w:lang w:val="zh_CN" w:bidi="zh_CN"/>
+        </w:rPr>
+        <w:t>dhabb</w:t>
+      </w:r>
+      <w:r>
+        <w:rPr>
+          <w:lang w:val="zh_CN" w:bidi="zh_CN"/>
+        </w:rPr>
+        <w:t xml:space="preserve"> ，英文形式是dab；这个阿拉伯文名称反映在希伯来文</w:t>
+      </w:r>
+      <w:r>
+        <w:rPr>
+          <w:i/>
+          <w:lang w:val="zh_CN" w:bidi="zh_CN"/>
+        </w:rPr>
+        <w:t>tsav</w:t>
+      </w:r>
+      <w:r>
+        <w:rPr>
+          <w:lang w:val="zh_CN" w:bidi="zh_CN"/>
+        </w:rPr>
+        <w:t xml:space="preserve"> 中。</w:t>
       </w:r>
     </w:p>
     <w:p>
@@ -612,7 +509,7 @@
         <w:rPr>
           <w:lang w:val="zh_CN" w:bidi="zh_CN"/>
         </w:rPr>
-        <w:t>特殊意义或象征意义</w:t>
+        <w:t>描述</w:t>
       </w:r>
     </w:p>
     <w:p>
@@ -626,18 +523,20 @@
         <w:rPr>
           <w:lang w:val="zh_CN" w:bidi="zh_CN"/>
         </w:rPr>
-        <w:t>这些蜥蜴被列为礼仪上不洁净的动物。</w:t>
-      </w:r>
-    </w:p>
-    <w:p>
-      <w:pPr>
-        <w:pStyle w:val="Heading2"/>
-      </w:pPr>
-      <w:r>
-        <w:rPr>
-          <w:lang w:val="zh_CN" w:bidi="zh_CN"/>
-        </w:rPr>
-        <w:t>翻译</w:t>
+        <w:t>正蜥（希伯来文</w:t>
+      </w:r>
+      <w:r>
+        <w:rPr>
+          <w:i/>
+          <w:lang w:val="zh_CN" w:bidi="zh_CN"/>
+        </w:rPr>
+        <w:t>leta’ah</w:t>
+      </w:r>
+      <w:r>
+        <w:rPr>
+          <w:lang w:val="zh_CN" w:bidi="zh_CN"/>
+        </w:rPr>
+        <w:t xml:space="preserve"> ）体型很小，体长约15—20厘米（6—8英寸），皮肤光滑亮泽。叙利亚绿蜥蜴呈浅绿色，身上布有深绿色斑点，腹部为黄绿色。正蜥以苍蝇、小虫子、蚊子和蚂蚁为食。</w:t>
       </w:r>
     </w:p>
     <w:p>
@@ -651,20 +550,33 @@
         <w:rPr>
           <w:lang w:val="zh_CN" w:bidi="zh_CN"/>
         </w:rPr>
-        <w:t>公刺尾蜥 (© Eitan f (Wikimedia Commons))</w:t>
-      </w:r>
-      <w:r>
-        <w:rPr>
-          <w:lang w:val="zh_CN" w:bidi="zh_CN"/>
-        </w:rPr>
-        <w:t>飞蜥遍布非洲和亚洲热带地区。正蜥分布于欧洲各地。在其他地方，翻译者可以采用一个蜥蜴的总称。</w:t>
+        <w:t>彩虹飞蜥 (Norbert Potensky (Wikimedia Commons))</w:t>
+      </w:r>
+      <w:r>
+        <w:rPr>
+          <w:lang w:val="zh_CN" w:bidi="zh_CN"/>
+        </w:rPr>
+        <w:t>彩虹飞蜥的体型要大得多，长达50—60厘米（20—24英寸）。在繁殖季节，雄性会变为明亮的颜色，有蓝色的尾巴，绿色的身体，头部的颜色则根据各亚种有所不同，有的是亮橙色，有的是亮绿色。雌性和非交配期的雄性呈暗灰色。所有飞蜥都有这样的特点：用前腿做"俯卧撑"，使头部有力地上下摆动。它们的尾巴又长又硬，快速爬行的时候会竖起来。以多种昆虫为食，也捕食较小的蜥蜴。在大部分说阿拉伯语的地方，它们被称为</w:t>
+      </w:r>
+      <w:r>
+        <w:rPr>
+          <w:i/>
+          <w:lang w:val="zh_CN" w:bidi="zh_CN"/>
+        </w:rPr>
+        <w:t>hardoun</w:t>
+      </w:r>
+      <w:r>
+        <w:rPr>
+          <w:lang w:val="zh_CN" w:bidi="zh_CN"/>
+        </w:rPr>
+        <w:t xml:space="preserve"> 蜥蜴。一些飞蜥能够改变颜色以融入周围环境，就像变色龙那样。</w:t>
       </w:r>
     </w:p>
     <w:p>
       <w:r>
         <w:drawing>
           <wp:inline xmlns:a="http://schemas.openxmlformats.org/drawingml/2006/main" xmlns:pic="http://schemas.openxmlformats.org/drawingml/2006/picture">
-            <wp:extent cx="6096000" cy="4591419"/>
+            <wp:extent cx="6096000" cy="4399359"/>
             <wp:docPr id="2" name="Picture 2"/>
             <wp:cNvGraphicFramePr>
               <a:graphicFrameLocks noChangeAspect="1"/>
@@ -678,6 +590,125 @@
                   </pic:nvPicPr>
                   <pic:blipFill>
                     <a:blip r:embed="rId17"/>
+                    <a:stretch>
+                      <a:fillRect/>
+                    </a:stretch>
+                  </pic:blipFill>
+                  <pic:spPr>
+                    <a:xfrm>
+                      <a:off x="0" y="0"/>
+                      <a:ext cx="6096000" cy="4399359"/>
+                    </a:xfrm>
+                    <a:prstGeom prst="rect"/>
+                  </pic:spPr>
+                </pic:pic>
+              </a:graphicData>
+            </a:graphic>
+          </wp:inline>
+        </w:drawing>
+      </w:r>
+    </w:p>
+    <w:p>
+      <w:pPr/>
+      <w:r>
+        <w:rPr>
+          <w:lang w:val="zh_CN" w:bidi="zh_CN"/>
+        </w:rPr>
+      </w:r>
+      <w:r>
+        <w:rPr>
+          <w:lang w:val="zh_CN" w:bidi="zh_CN"/>
+        </w:rPr>
+        <w:t>刺尾蜥（希伯来文</w:t>
+      </w:r>
+      <w:r>
+        <w:rPr>
+          <w:i/>
+          <w:lang w:val="zh_CN" w:bidi="zh_CN"/>
+        </w:rPr>
+        <w:t>tsav</w:t>
+      </w:r>
+      <w:r>
+        <w:rPr>
+          <w:lang w:val="zh_CN" w:bidi="zh_CN"/>
+        </w:rPr>
+        <w:t xml:space="preserve"> ）是相对较大的沙漠蜥蜴，体长约65厘米（26英寸）。这些蜥蜴的躯干粗壮，尾巴粗短，上面覆盖着尖刺，尖刺实际上是锥形的鳞片。刺尾蜥用尾巴来进行防御。它们经常爬进岩石洞穴或裂缝里，然后用带刺的尾巴堵住入口。刺尾蜥是素食者，以各种多汁的沙漠植物为食。尽管刺尾蜥被列为不洁净的动物，阿拉伯人和贝都因人还是会把它们关在笼子里养肥，然后当作食物。</w:t>
+      </w:r>
+    </w:p>
+    <w:p>
+      <w:pPr>
+        <w:pStyle w:val="Heading2"/>
+      </w:pPr>
+      <w:r>
+        <w:rPr>
+          <w:lang w:val="zh_CN" w:bidi="zh_CN"/>
+        </w:rPr>
+        <w:t>特殊意义或象征意义</w:t>
+      </w:r>
+    </w:p>
+    <w:p>
+      <w:pPr/>
+      <w:r>
+        <w:rPr>
+          <w:lang w:val="zh_CN" w:bidi="zh_CN"/>
+        </w:rPr>
+      </w:r>
+      <w:r>
+        <w:rPr>
+          <w:lang w:val="zh_CN" w:bidi="zh_CN"/>
+        </w:rPr>
+        <w:t>这些蜥蜴被列为礼仪上不洁净的动物。</w:t>
+      </w:r>
+    </w:p>
+    <w:p>
+      <w:pPr>
+        <w:pStyle w:val="Heading2"/>
+      </w:pPr>
+      <w:r>
+        <w:rPr>
+          <w:lang w:val="zh_CN" w:bidi="zh_CN"/>
+        </w:rPr>
+        <w:t>翻译</w:t>
+      </w:r>
+    </w:p>
+    <w:p>
+      <w:pPr/>
+      <w:r>
+        <w:rPr>
+          <w:lang w:val="zh_CN" w:bidi="zh_CN"/>
+        </w:rPr>
+      </w:r>
+      <w:r>
+        <w:rPr>
+          <w:lang w:val="zh_CN" w:bidi="zh_CN"/>
+        </w:rPr>
+        <w:t>公刺尾蜥 (© Eitan f (Wikimedia Commons))</w:t>
+      </w:r>
+      <w:r>
+        <w:rPr>
+          <w:lang w:val="zh_CN" w:bidi="zh_CN"/>
+        </w:rPr>
+        <w:t>飞蜥遍布非洲和亚洲热带地区。正蜥分布于欧洲各地。在其他地方，翻译者可以采用一个蜥蜴的总称。</w:t>
+      </w:r>
+    </w:p>
+    <w:p>
+      <w:r>
+        <w:drawing>
+          <wp:inline xmlns:a="http://schemas.openxmlformats.org/drawingml/2006/main" xmlns:pic="http://schemas.openxmlformats.org/drawingml/2006/picture">
+            <wp:extent cx="6096000" cy="4591419"/>
+            <wp:docPr id="3" name="Picture 3"/>
+            <wp:cNvGraphicFramePr>
+              <a:graphicFrameLocks noChangeAspect="1"/>
+            </wp:cNvGraphicFramePr>
+            <a:graphic>
+              <a:graphicData uri="http://schemas.openxmlformats.org/drawingml/2006/picture">
+                <pic:pic>
+                  <pic:nvPicPr>
+                    <pic:cNvPr id="0" name="image.jpg"/>
+                    <pic:cNvPicPr/>
+                  </pic:nvPicPr>
+                  <pic:blipFill>
+                    <a:blip r:embed="rId18"/>
                     <a:stretch>
                       <a:fillRect/>
                     </a:stretch>
